--- a/FarmsConnect.docx
+++ b/FarmsConnect.docx
@@ -26,17 +26,20 @@
         </w:rPr>
         <w:t xml:space="preserve">Lien : </w:t>
       </w:r>
-      <w:r>
-        <w:rPr>
-          <w:rFonts w:ascii="Times New Roman" w:eastAsia="Times New Roman" w:hAnsi="Times New Roman" w:cs="Times New Roman"/>
-          <w:b/>
-          <w:bCs/>
-          <w:sz w:val="27"/>
-          <w:szCs w:val="27"/>
-          <w:lang w:eastAsia="fr-FR"/>
-        </w:rPr>
-        <w:t>https://kabboss.github.io/fermeconnect/</w:t>
-      </w:r>
+      <w:hyperlink r:id="rId5" w:history="1">
+        <w:r>
+          <w:rPr>
+            <w:rStyle w:val="Lienhypertexte"/>
+            <w:rFonts w:ascii="Times New Roman" w:eastAsia="Times New Roman" w:hAnsi="Times New Roman" w:cs="Times New Roman"/>
+            <w:b/>
+            <w:bCs/>
+            <w:sz w:val="27"/>
+            <w:szCs w:val="27"/>
+            <w:lang w:eastAsia="fr-FR"/>
+          </w:rPr>
+          <w:t>https://kabboss.github.io/fermeconnect/</w:t>
+        </w:r>
+      </w:hyperlink>
     </w:p>
     <w:p>
       <w:pPr>
@@ -51,6 +54,28 @@
           <w:lang w:eastAsia="fr-FR"/>
         </w:rPr>
       </w:pPr>
+      <w:r>
+        <w:rPr>
+          <w:rFonts w:ascii="Times New Roman" w:eastAsia="Times New Roman" w:hAnsi="Times New Roman" w:cs="Times New Roman"/>
+          <w:b/>
+          <w:bCs/>
+          <w:sz w:val="27"/>
+          <w:szCs w:val="27"/>
+          <w:lang w:eastAsia="fr-FR"/>
+        </w:rPr>
+        <w:t xml:space="preserve">Lien2 : </w:t>
+      </w:r>
+      <w:r>
+        <w:rPr>
+          <w:rFonts w:ascii="Times New Roman" w:eastAsia="Times New Roman" w:hAnsi="Times New Roman" w:cs="Times New Roman"/>
+          <w:b/>
+          <w:bCs/>
+          <w:sz w:val="27"/>
+          <w:szCs w:val="27"/>
+          <w:lang w:eastAsia="fr-FR"/>
+        </w:rPr>
+        <w:t>https://farmsconnect-b084ddb02391.herokuapp.com/</w:t>
+      </w:r>
     </w:p>
     <w:p>
       <w:pPr>
@@ -65,39 +90,305 @@
           <w:lang w:eastAsia="fr-FR"/>
         </w:rPr>
       </w:pPr>
-      <w:r>
-        <w:rPr>
-          <w:rFonts w:ascii="Times New Roman" w:eastAsia="Times New Roman" w:hAnsi="Times New Roman" w:cs="Times New Roman"/>
-          <w:b/>
-          <w:bCs/>
-          <w:sz w:val="27"/>
-          <w:szCs w:val="27"/>
-          <w:lang w:eastAsia="fr-FR"/>
-        </w:rPr>
-        <w:t>Présentation de FarmsConnect</w:t>
-      </w:r>
-    </w:p>
-    <w:p>
-      <w:pPr>
-        <w:spacing w:before="100" w:beforeAutospacing="1" w:after="100" w:afterAutospacing="1" w:line="240" w:lineRule="auto"/>
-        <w:rPr>
-          <w:rFonts w:ascii="Times New Roman" w:eastAsia="Times New Roman" w:hAnsi="Times New Roman" w:cs="Times New Roman"/>
-          <w:sz w:val="24"/>
-          <w:szCs w:val="24"/>
-          <w:lang w:eastAsia="fr-FR"/>
-        </w:rPr>
-      </w:pPr>
-      <w:r>
-        <w:rPr>
-          <w:rFonts w:ascii="Times New Roman" w:eastAsia="Times New Roman" w:hAnsi="Times New Roman" w:cs="Times New Roman"/>
-          <w:b/>
-          <w:bCs/>
-          <w:sz w:val="24"/>
-          <w:szCs w:val="24"/>
+      <w:proofErr w:type="spellStart"/>
+      <w:r>
+        <w:rPr>
+          <w:rFonts w:ascii="Times New Roman" w:eastAsia="Times New Roman" w:hAnsi="Times New Roman" w:cs="Times New Roman"/>
+          <w:b/>
+          <w:bCs/>
+          <w:sz w:val="27"/>
+          <w:szCs w:val="27"/>
+          <w:lang w:eastAsia="fr-FR"/>
+        </w:rPr>
+        <w:t>heroku</w:t>
+      </w:r>
+      <w:proofErr w:type="spellEnd"/>
+      <w:r>
+        <w:rPr>
+          <w:rFonts w:ascii="Times New Roman" w:eastAsia="Times New Roman" w:hAnsi="Times New Roman" w:cs="Times New Roman"/>
+          <w:b/>
+          <w:bCs/>
+          <w:sz w:val="27"/>
+          <w:szCs w:val="27"/>
+          <w:lang w:eastAsia="fr-FR"/>
+        </w:rPr>
+        <w:t xml:space="preserve"> restart</w:t>
+      </w:r>
+    </w:p>
+    <w:p>
+      <w:pPr>
+        <w:spacing w:before="100" w:beforeAutospacing="1" w:after="100" w:afterAutospacing="1" w:line="240" w:lineRule="auto"/>
+        <w:outlineLvl w:val="2"/>
+        <w:rPr>
+          <w:rFonts w:ascii="Times New Roman" w:eastAsia="Times New Roman" w:hAnsi="Times New Roman" w:cs="Times New Roman"/>
+          <w:b/>
+          <w:bCs/>
+          <w:sz w:val="27"/>
+          <w:szCs w:val="27"/>
+          <w:lang w:eastAsia="fr-FR"/>
+        </w:rPr>
+      </w:pPr>
+      <w:proofErr w:type="spellStart"/>
+      <w:r>
+        <w:rPr>
+          <w:rFonts w:ascii="Times New Roman" w:eastAsia="Times New Roman" w:hAnsi="Times New Roman" w:cs="Times New Roman"/>
+          <w:b/>
+          <w:bCs/>
+          <w:sz w:val="27"/>
+          <w:szCs w:val="27"/>
+          <w:lang w:eastAsia="fr-FR"/>
+        </w:rPr>
+        <w:t>heroku</w:t>
+      </w:r>
+      <w:proofErr w:type="spellEnd"/>
+      <w:r>
+        <w:rPr>
+          <w:rFonts w:ascii="Times New Roman" w:eastAsia="Times New Roman" w:hAnsi="Times New Roman" w:cs="Times New Roman"/>
+          <w:b/>
+          <w:bCs/>
+          <w:sz w:val="27"/>
+          <w:szCs w:val="27"/>
+          <w:lang w:eastAsia="fr-FR"/>
+        </w:rPr>
+        <w:t xml:space="preserve"> logs </w:t>
+      </w:r>
+      <w:r>
+        <w:rPr>
+          <w:rFonts w:ascii="Times New Roman" w:eastAsia="Times New Roman" w:hAnsi="Times New Roman" w:cs="Times New Roman"/>
+          <w:b/>
+          <w:bCs/>
+          <w:sz w:val="27"/>
+          <w:szCs w:val="27"/>
+          <w:lang w:eastAsia="fr-FR"/>
+        </w:rPr>
+        <w:t>–</w:t>
+      </w:r>
+      <w:proofErr w:type="spellStart"/>
+      <w:r>
+        <w:rPr>
+          <w:rFonts w:ascii="Times New Roman" w:eastAsia="Times New Roman" w:hAnsi="Times New Roman" w:cs="Times New Roman"/>
+          <w:b/>
+          <w:bCs/>
+          <w:sz w:val="27"/>
+          <w:szCs w:val="27"/>
+          <w:lang w:eastAsia="fr-FR"/>
+        </w:rPr>
+        <w:t>tail</w:t>
+      </w:r>
+      <w:proofErr w:type="spellEnd"/>
+    </w:p>
+    <w:p>
+      <w:pPr>
+        <w:spacing w:before="100" w:beforeAutospacing="1" w:after="100" w:afterAutospacing="1" w:line="240" w:lineRule="auto"/>
+        <w:outlineLvl w:val="2"/>
+        <w:rPr>
+          <w:rFonts w:ascii="Times New Roman" w:eastAsia="Times New Roman" w:hAnsi="Times New Roman" w:cs="Times New Roman"/>
+          <w:b/>
+          <w:bCs/>
+          <w:sz w:val="27"/>
+          <w:szCs w:val="27"/>
+          <w:lang w:eastAsia="fr-FR"/>
+        </w:rPr>
+      </w:pPr>
+    </w:p>
+    <w:p>
+      <w:pPr>
+        <w:spacing w:before="100" w:beforeAutospacing="1" w:after="100" w:afterAutospacing="1" w:line="240" w:lineRule="auto"/>
+        <w:outlineLvl w:val="2"/>
+        <w:rPr>
+          <w:rFonts w:ascii="Times New Roman" w:eastAsia="Times New Roman" w:hAnsi="Times New Roman" w:cs="Times New Roman"/>
+          <w:b/>
+          <w:bCs/>
+          <w:sz w:val="27"/>
+          <w:szCs w:val="27"/>
+          <w:lang w:eastAsia="fr-FR"/>
+        </w:rPr>
+      </w:pPr>
+      <w:r>
+        <w:rPr>
+          <w:rFonts w:ascii="Times New Roman" w:eastAsia="Times New Roman" w:hAnsi="Times New Roman" w:cs="Times New Roman"/>
+          <w:b/>
+          <w:bCs/>
+          <w:sz w:val="27"/>
+          <w:szCs w:val="27"/>
+          <w:lang w:eastAsia="fr-FR"/>
+        </w:rPr>
+        <w:t xml:space="preserve">git </w:t>
+      </w:r>
+      <w:proofErr w:type="spellStart"/>
+      <w:r>
+        <w:rPr>
+          <w:rFonts w:ascii="Times New Roman" w:eastAsia="Times New Roman" w:hAnsi="Times New Roman" w:cs="Times New Roman"/>
+          <w:b/>
+          <w:bCs/>
+          <w:sz w:val="27"/>
+          <w:szCs w:val="27"/>
+          <w:lang w:eastAsia="fr-FR"/>
+        </w:rPr>
+        <w:t>add</w:t>
+      </w:r>
+      <w:proofErr w:type="spellEnd"/>
+      <w:r>
+        <w:rPr>
+          <w:rFonts w:ascii="Times New Roman" w:eastAsia="Times New Roman" w:hAnsi="Times New Roman" w:cs="Times New Roman"/>
+          <w:b/>
+          <w:bCs/>
+          <w:sz w:val="27"/>
+          <w:szCs w:val="27"/>
+          <w:lang w:eastAsia="fr-FR"/>
+        </w:rPr>
+        <w:t xml:space="preserve"> .</w:t>
+      </w:r>
+    </w:p>
+    <w:p>
+      <w:pPr>
+        <w:spacing w:before="100" w:beforeAutospacing="1" w:after="100" w:afterAutospacing="1" w:line="240" w:lineRule="auto"/>
+        <w:outlineLvl w:val="2"/>
+        <w:rPr>
+          <w:rFonts w:ascii="Times New Roman" w:eastAsia="Times New Roman" w:hAnsi="Times New Roman" w:cs="Times New Roman"/>
+          <w:b/>
+          <w:bCs/>
+          <w:sz w:val="27"/>
+          <w:szCs w:val="27"/>
+          <w:lang w:eastAsia="fr-FR"/>
+        </w:rPr>
+      </w:pPr>
+      <w:r>
+        <w:rPr>
+          <w:rFonts w:ascii="Times New Roman" w:eastAsia="Times New Roman" w:hAnsi="Times New Roman" w:cs="Times New Roman"/>
+          <w:b/>
+          <w:bCs/>
+          <w:sz w:val="27"/>
+          <w:szCs w:val="27"/>
+          <w:lang w:eastAsia="fr-FR"/>
+        </w:rPr>
+        <w:t>git commit -m "Votre message de mise à jour"</w:t>
+      </w:r>
+    </w:p>
+    <w:p>
+      <w:pPr>
+        <w:spacing w:before="100" w:beforeAutospacing="1" w:after="100" w:afterAutospacing="1" w:line="240" w:lineRule="auto"/>
+        <w:outlineLvl w:val="2"/>
+        <w:rPr>
+          <w:rFonts w:ascii="Times New Roman" w:eastAsia="Times New Roman" w:hAnsi="Times New Roman" w:cs="Times New Roman"/>
+          <w:b/>
+          <w:bCs/>
+          <w:sz w:val="27"/>
+          <w:szCs w:val="27"/>
+          <w:lang w:eastAsia="fr-FR"/>
+        </w:rPr>
+      </w:pPr>
+      <w:r>
+        <w:rPr>
+          <w:rFonts w:ascii="Times New Roman" w:eastAsia="Times New Roman" w:hAnsi="Times New Roman" w:cs="Times New Roman"/>
+          <w:b/>
+          <w:bCs/>
+          <w:sz w:val="27"/>
+          <w:szCs w:val="27"/>
+          <w:lang w:eastAsia="fr-FR"/>
+        </w:rPr>
+        <w:t xml:space="preserve">git push </w:t>
+      </w:r>
+      <w:proofErr w:type="spellStart"/>
+      <w:r>
+        <w:rPr>
+          <w:rFonts w:ascii="Times New Roman" w:eastAsia="Times New Roman" w:hAnsi="Times New Roman" w:cs="Times New Roman"/>
+          <w:b/>
+          <w:bCs/>
+          <w:sz w:val="27"/>
+          <w:szCs w:val="27"/>
+          <w:lang w:eastAsia="fr-FR"/>
+        </w:rPr>
+        <w:t>heroku</w:t>
+      </w:r>
+      <w:proofErr w:type="spellEnd"/>
+      <w:r>
+        <w:rPr>
+          <w:rFonts w:ascii="Times New Roman" w:eastAsia="Times New Roman" w:hAnsi="Times New Roman" w:cs="Times New Roman"/>
+          <w:b/>
+          <w:bCs/>
+          <w:sz w:val="27"/>
+          <w:szCs w:val="27"/>
+          <w:lang w:eastAsia="fr-FR"/>
+        </w:rPr>
+        <w:t xml:space="preserve"> master</w:t>
+      </w:r>
+    </w:p>
+    <w:p>
+      <w:pPr>
+        <w:spacing w:before="100" w:beforeAutospacing="1" w:after="100" w:afterAutospacing="1" w:line="240" w:lineRule="auto"/>
+        <w:outlineLvl w:val="2"/>
+        <w:rPr>
+          <w:rFonts w:ascii="Times New Roman" w:eastAsia="Times New Roman" w:hAnsi="Times New Roman" w:cs="Times New Roman"/>
+          <w:b/>
+          <w:bCs/>
+          <w:sz w:val="27"/>
+          <w:szCs w:val="27"/>
+          <w:lang w:eastAsia="fr-FR"/>
+        </w:rPr>
+      </w:pPr>
+    </w:p>
+    <w:p>
+      <w:pPr>
+        <w:spacing w:before="100" w:beforeAutospacing="1" w:after="100" w:afterAutospacing="1" w:line="240" w:lineRule="auto"/>
+        <w:outlineLvl w:val="2"/>
+        <w:rPr>
+          <w:rFonts w:ascii="Times New Roman" w:eastAsia="Times New Roman" w:hAnsi="Times New Roman" w:cs="Times New Roman"/>
+          <w:b/>
+          <w:bCs/>
+          <w:sz w:val="27"/>
+          <w:szCs w:val="27"/>
+          <w:lang w:eastAsia="fr-FR"/>
+        </w:rPr>
+      </w:pPr>
+      <w:r>
+        <w:rPr>
+          <w:rFonts w:ascii="Times New Roman" w:eastAsia="Times New Roman" w:hAnsi="Times New Roman" w:cs="Times New Roman"/>
+          <w:b/>
+          <w:bCs/>
+          <w:sz w:val="27"/>
+          <w:szCs w:val="27"/>
+          <w:lang w:eastAsia="fr-FR"/>
+        </w:rPr>
+        <w:t xml:space="preserve">Présentation de </w:t>
+      </w:r>
+      <w:proofErr w:type="spellStart"/>
+      <w:r>
+        <w:rPr>
+          <w:rFonts w:ascii="Times New Roman" w:eastAsia="Times New Roman" w:hAnsi="Times New Roman" w:cs="Times New Roman"/>
+          <w:b/>
+          <w:bCs/>
+          <w:sz w:val="27"/>
+          <w:szCs w:val="27"/>
           <w:lang w:eastAsia="fr-FR"/>
         </w:rPr>
         <w:t>FarmsConnect</w:t>
       </w:r>
+      <w:proofErr w:type="spellEnd"/>
+    </w:p>
+    <w:p>
+      <w:pPr>
+        <w:spacing w:before="100" w:beforeAutospacing="1" w:after="100" w:afterAutospacing="1" w:line="240" w:lineRule="auto"/>
+        <w:rPr>
+          <w:rFonts w:ascii="Times New Roman" w:eastAsia="Times New Roman" w:hAnsi="Times New Roman" w:cs="Times New Roman"/>
+          <w:sz w:val="24"/>
+          <w:szCs w:val="24"/>
+          <w:lang w:eastAsia="fr-FR"/>
+        </w:rPr>
+      </w:pPr>
+      <w:proofErr w:type="spellStart"/>
+      <w:r>
+        <w:rPr>
+          <w:rFonts w:ascii="Times New Roman" w:eastAsia="Times New Roman" w:hAnsi="Times New Roman" w:cs="Times New Roman"/>
+          <w:b/>
+          <w:bCs/>
+          <w:sz w:val="24"/>
+          <w:szCs w:val="24"/>
+          <w:lang w:eastAsia="fr-FR"/>
+        </w:rPr>
+        <w:t>FarmsConnect</w:t>
+      </w:r>
+      <w:proofErr w:type="spellEnd"/>
       <w:r>
         <w:rPr>
           <w:rFonts w:ascii="Times New Roman" w:eastAsia="Times New Roman" w:hAnsi="Times New Roman" w:cs="Times New Roman"/>
@@ -130,8 +421,21 @@
           <w:szCs w:val="27"/>
           <w:lang w:eastAsia="fr-FR"/>
         </w:rPr>
-        <w:t>Les Grands Piliers de FarmsConnect</w:t>
-      </w:r>
+        <w:t xml:space="preserve">Les Grands Piliers de </w:t>
+      </w:r>
+      <w:proofErr w:type="spellStart"/>
+      <w:r>
+        <w:rPr>
+          <w:rFonts w:ascii="Times New Roman" w:eastAsia="Times New Roman" w:hAnsi="Times New Roman" w:cs="Times New Roman"/>
+          <w:b/>
+          <w:bCs/>
+          <w:sz w:val="27"/>
+          <w:szCs w:val="27"/>
+          <w:lang w:eastAsia="fr-FR"/>
+        </w:rPr>
+        <w:t>FarmsConnect</w:t>
+      </w:r>
+      <w:proofErr w:type="spellEnd"/>
     </w:p>
     <w:p>
       <w:pPr>
@@ -155,8 +459,21 @@
           <w:szCs w:val="24"/>
           <w:lang w:eastAsia="fr-FR"/>
         </w:rPr>
-        <w:t>1. La Ferme Modèle : Le Cœur de FarmsConnect</w:t>
-      </w:r>
+        <w:t xml:space="preserve">1. La Ferme Modèle : Le Cœur de </w:t>
+      </w:r>
+      <w:proofErr w:type="spellStart"/>
+      <w:r>
+        <w:rPr>
+          <w:rFonts w:ascii="Times New Roman" w:eastAsia="Times New Roman" w:hAnsi="Times New Roman" w:cs="Times New Roman"/>
+          <w:b/>
+          <w:bCs/>
+          <w:sz w:val="24"/>
+          <w:szCs w:val="24"/>
+          <w:lang w:eastAsia="fr-FR"/>
+        </w:rPr>
+        <w:t>FarmsConnect</w:t>
+      </w:r>
+      <w:proofErr w:type="spellEnd"/>
     </w:p>
     <w:p>
       <w:pPr>
@@ -177,6 +494,7 @@
         </w:rPr>
         <w:t xml:space="preserve">Le point de départ de </w:t>
       </w:r>
+      <w:proofErr w:type="spellStart"/>
       <w:r>
         <w:rPr>
           <w:rFonts w:ascii="Times New Roman" w:eastAsia="Times New Roman" w:hAnsi="Times New Roman" w:cs="Times New Roman"/>
@@ -188,6 +506,7 @@
         </w:rPr>
         <w:t>FarmsConnect</w:t>
       </w:r>
+      <w:proofErr w:type="spellEnd"/>
       <w:r>
         <w:rPr>
           <w:rFonts w:ascii="Times New Roman" w:eastAsia="Times New Roman" w:hAnsi="Times New Roman" w:cs="Times New Roman"/>
@@ -217,6 +536,7 @@
         </w:rPr>
         <w:t xml:space="preserve">La ferme modèle ne sera pas seulement un lieu d’apprentissage ; elle générera aussi des revenus. </w:t>
       </w:r>
+      <w:proofErr w:type="spellStart"/>
       <w:r>
         <w:rPr>
           <w:rFonts w:ascii="Times New Roman" w:eastAsia="Times New Roman" w:hAnsi="Times New Roman" w:cs="Times New Roman"/>
@@ -228,6 +548,7 @@
         </w:rPr>
         <w:t>FarmsConnect</w:t>
       </w:r>
+      <w:proofErr w:type="spellEnd"/>
       <w:r>
         <w:rPr>
           <w:rFonts w:ascii="Times New Roman" w:eastAsia="Times New Roman" w:hAnsi="Times New Roman" w:cs="Times New Roman"/>
@@ -280,8 +601,10 @@
           <w:szCs w:val="24"/>
           <w:lang w:eastAsia="fr-FR"/>
         </w:rPr>
+        <w:lastRenderedPageBreak/>
         <w:t xml:space="preserve">L'innovation majeure de </w:t>
       </w:r>
+      <w:proofErr w:type="spellStart"/>
       <w:r>
         <w:rPr>
           <w:rFonts w:ascii="Times New Roman" w:eastAsia="Times New Roman" w:hAnsi="Times New Roman" w:cs="Times New Roman"/>
@@ -293,6 +616,7 @@
         </w:rPr>
         <w:t>FarmsConnect</w:t>
       </w:r>
+      <w:proofErr w:type="spellEnd"/>
       <w:r>
         <w:rPr>
           <w:rFonts w:ascii="Times New Roman" w:eastAsia="Times New Roman" w:hAnsi="Times New Roman" w:cs="Times New Roman"/>
@@ -412,18 +736,9 @@
           <w:szCs w:val="24"/>
           <w:lang w:eastAsia="fr-FR"/>
         </w:rPr>
-        <w:t xml:space="preserve">Ce système IoT est une véritable révolution pour l’élevage au Burkina Faso, où les pertes liées aux maladies et à une mauvaise gestion des ressources sont courantes. En permettant aux </w:t>
-      </w:r>
-      <w:r>
-        <w:rPr>
-          <w:rFonts w:ascii="Times New Roman" w:eastAsia="Times New Roman" w:hAnsi="Times New Roman" w:cs="Times New Roman"/>
-          <w:sz w:val="24"/>
-          <w:szCs w:val="24"/>
-          <w:lang w:eastAsia="fr-FR"/>
-        </w:rPr>
-        <w:lastRenderedPageBreak/>
-        <w:t xml:space="preserve">éleveurs d'agir plus rapidement et efficacement, </w:t>
-      </w:r>
+        <w:t xml:space="preserve">Ce système IoT est une véritable révolution pour l’élevage au Burkina Faso, où les pertes liées aux maladies et à une mauvaise gestion des ressources sont courantes. En permettant aux éleveurs d'agir plus rapidement et efficacement, </w:t>
+      </w:r>
+      <w:proofErr w:type="spellStart"/>
       <w:r>
         <w:rPr>
           <w:rFonts w:ascii="Times New Roman" w:eastAsia="Times New Roman" w:hAnsi="Times New Roman" w:cs="Times New Roman"/>
@@ -435,6 +750,7 @@
         </w:rPr>
         <w:t>FarmsConnect</w:t>
       </w:r>
+      <w:proofErr w:type="spellEnd"/>
       <w:r>
         <w:rPr>
           <w:rFonts w:ascii="Times New Roman" w:eastAsia="Times New Roman" w:hAnsi="Times New Roman" w:cs="Times New Roman"/>
@@ -489,6 +805,7 @@
         </w:rPr>
         <w:t xml:space="preserve">La marketplace de </w:t>
       </w:r>
+      <w:proofErr w:type="spellStart"/>
       <w:r>
         <w:rPr>
           <w:rFonts w:ascii="Times New Roman" w:eastAsia="Times New Roman" w:hAnsi="Times New Roman" w:cs="Times New Roman"/>
@@ -500,6 +817,7 @@
         </w:rPr>
         <w:t>FarmsConnect</w:t>
       </w:r>
+      <w:proofErr w:type="spellEnd"/>
       <w:r>
         <w:rPr>
           <w:rFonts w:ascii="Times New Roman" w:eastAsia="Times New Roman" w:hAnsi="Times New Roman" w:cs="Times New Roman"/>
@@ -577,6 +895,7 @@
         </w:rPr>
         <w:t xml:space="preserve">Mais la marketplace ne servira pas uniquement les éleveurs individuels. </w:t>
       </w:r>
+      <w:proofErr w:type="spellStart"/>
       <w:r>
         <w:rPr>
           <w:rFonts w:ascii="Times New Roman" w:eastAsia="Times New Roman" w:hAnsi="Times New Roman" w:cs="Times New Roman"/>
@@ -588,6 +907,7 @@
         </w:rPr>
         <w:t>FarmsConnect</w:t>
       </w:r>
+      <w:proofErr w:type="spellEnd"/>
       <w:r>
         <w:rPr>
           <w:rFonts w:ascii="Times New Roman" w:eastAsia="Times New Roman" w:hAnsi="Times New Roman" w:cs="Times New Roman"/>
@@ -633,6 +953,7 @@
           <w:lang w:eastAsia="fr-FR"/>
         </w:rPr>
       </w:pPr>
+      <w:proofErr w:type="spellStart"/>
       <w:r>
         <w:rPr>
           <w:rFonts w:ascii="Times New Roman" w:eastAsia="Times New Roman" w:hAnsi="Times New Roman" w:cs="Times New Roman"/>
@@ -644,6 +965,7 @@
         </w:rPr>
         <w:t>FarmsConnect</w:t>
       </w:r>
+      <w:proofErr w:type="spellEnd"/>
       <w:r>
         <w:rPr>
           <w:rFonts w:ascii="Times New Roman" w:eastAsia="Times New Roman" w:hAnsi="Times New Roman" w:cs="Times New Roman"/>
@@ -768,30 +1090,46 @@
           <w:szCs w:val="27"/>
           <w:lang w:eastAsia="fr-FR"/>
         </w:rPr>
-        <w:t>Utilité et Impact de FarmsConnect</w:t>
-      </w:r>
-    </w:p>
-    <w:p>
-      <w:pPr>
-        <w:spacing w:before="100" w:beforeAutospacing="1" w:after="100" w:afterAutospacing="1" w:line="240" w:lineRule="auto"/>
-        <w:rPr>
-          <w:rFonts w:ascii="Times New Roman" w:eastAsia="Times New Roman" w:hAnsi="Times New Roman" w:cs="Times New Roman"/>
-          <w:sz w:val="24"/>
-          <w:szCs w:val="24"/>
-          <w:lang w:eastAsia="fr-FR"/>
-        </w:rPr>
-      </w:pPr>
-      <w:r>
-        <w:rPr>
-          <w:rFonts w:ascii="Times New Roman" w:eastAsia="Times New Roman" w:hAnsi="Times New Roman" w:cs="Times New Roman"/>
-          <w:b/>
-          <w:bCs/>
-          <w:sz w:val="24"/>
-          <w:szCs w:val="24"/>
+        <w:t xml:space="preserve">Utilité et Impact de </w:t>
+      </w:r>
+      <w:proofErr w:type="spellStart"/>
+      <w:r>
+        <w:rPr>
+          <w:rFonts w:ascii="Times New Roman" w:eastAsia="Times New Roman" w:hAnsi="Times New Roman" w:cs="Times New Roman"/>
+          <w:b/>
+          <w:bCs/>
+          <w:sz w:val="27"/>
+          <w:szCs w:val="27"/>
           <w:lang w:eastAsia="fr-FR"/>
         </w:rPr>
         <w:t>FarmsConnect</w:t>
       </w:r>
+      <w:proofErr w:type="spellEnd"/>
+    </w:p>
+    <w:p>
+      <w:pPr>
+        <w:spacing w:before="100" w:beforeAutospacing="1" w:after="100" w:afterAutospacing="1" w:line="240" w:lineRule="auto"/>
+        <w:rPr>
+          <w:rFonts w:ascii="Times New Roman" w:eastAsia="Times New Roman" w:hAnsi="Times New Roman" w:cs="Times New Roman"/>
+          <w:sz w:val="24"/>
+          <w:szCs w:val="24"/>
+          <w:lang w:eastAsia="fr-FR"/>
+        </w:rPr>
+      </w:pPr>
+      <w:proofErr w:type="spellStart"/>
+      <w:r>
+        <w:rPr>
+          <w:rFonts w:ascii="Times New Roman" w:eastAsia="Times New Roman" w:hAnsi="Times New Roman" w:cs="Times New Roman"/>
+          <w:b/>
+          <w:bCs/>
+          <w:sz w:val="24"/>
+          <w:szCs w:val="24"/>
+          <w:lang w:eastAsia="fr-FR"/>
+        </w:rPr>
+        <w:lastRenderedPageBreak/>
+        <w:t>FarmsConnect</w:t>
+      </w:r>
+      <w:proofErr w:type="spellEnd"/>
       <w:r>
         <w:rPr>
           <w:rFonts w:ascii="Times New Roman" w:eastAsia="Times New Roman" w:hAnsi="Times New Roman" w:cs="Times New Roman"/>
@@ -906,6 +1244,7 @@
         </w:rPr>
         <w:t xml:space="preserve"> : En stimulant les échanges commerciaux au niveau régional, </w:t>
       </w:r>
+      <w:proofErr w:type="spellStart"/>
       <w:r>
         <w:rPr>
           <w:rFonts w:ascii="Times New Roman" w:eastAsia="Times New Roman" w:hAnsi="Times New Roman" w:cs="Times New Roman"/>
@@ -917,6 +1256,7 @@
         </w:rPr>
         <w:t>FarmsConnect</w:t>
       </w:r>
+      <w:proofErr w:type="spellEnd"/>
       <w:r>
         <w:rPr>
           <w:rFonts w:ascii="Times New Roman" w:eastAsia="Times New Roman" w:hAnsi="Times New Roman" w:cs="Times New Roman"/>
@@ -950,7 +1290,6 @@
           <w:szCs w:val="24"/>
           <w:lang w:eastAsia="fr-FR"/>
         </w:rPr>
-        <w:lastRenderedPageBreak/>
         <w:t>Formation continue et accès à l’innovation</w:t>
       </w:r>
       <w:r>
@@ -998,6 +1337,7 @@
           <w:lang w:eastAsia="fr-FR"/>
         </w:rPr>
       </w:pPr>
+      <w:proofErr w:type="spellStart"/>
       <w:r>
         <w:rPr>
           <w:rFonts w:ascii="Times New Roman" w:eastAsia="Times New Roman" w:hAnsi="Times New Roman" w:cs="Times New Roman"/>
@@ -1009,6 +1349,7 @@
         </w:rPr>
         <w:t>FarmsConnect</w:t>
       </w:r>
+      <w:proofErr w:type="spellEnd"/>
       <w:r>
         <w:rPr>
           <w:rFonts w:ascii="Times New Roman" w:eastAsia="Times New Roman" w:hAnsi="Times New Roman" w:cs="Times New Roman"/>
@@ -1053,6 +1394,7 @@
         </w:rPr>
         <w:t xml:space="preserve"> : En achetant, élevant et vendant ses propres animaux et produits dérivés, </w:t>
       </w:r>
+      <w:proofErr w:type="spellStart"/>
       <w:r>
         <w:rPr>
           <w:rFonts w:ascii="Times New Roman" w:eastAsia="Times New Roman" w:hAnsi="Times New Roman" w:cs="Times New Roman"/>
@@ -1064,6 +1406,7 @@
         </w:rPr>
         <w:t>FarmsConnect</w:t>
       </w:r>
+      <w:proofErr w:type="spellEnd"/>
       <w:r>
         <w:rPr>
           <w:rFonts w:ascii="Times New Roman" w:eastAsia="Times New Roman" w:hAnsi="Times New Roman" w:cs="Times New Roman"/>
@@ -1143,6 +1486,7 @@
         </w:rPr>
         <w:t xml:space="preserve"> : À chaque transaction effectuée via la plateforme, </w:t>
       </w:r>
+      <w:proofErr w:type="spellStart"/>
       <w:r>
         <w:rPr>
           <w:rFonts w:ascii="Times New Roman" w:eastAsia="Times New Roman" w:hAnsi="Times New Roman" w:cs="Times New Roman"/>
@@ -1154,6 +1498,7 @@
         </w:rPr>
         <w:t>FarmsConnect</w:t>
       </w:r>
+      <w:proofErr w:type="spellEnd"/>
       <w:r>
         <w:rPr>
           <w:rFonts w:ascii="Times New Roman" w:eastAsia="Times New Roman" w:hAnsi="Times New Roman" w:cs="Times New Roman"/>
@@ -1198,6 +1543,7 @@
         </w:rPr>
         <w:t xml:space="preserve"> : En collaborant avec des vétérinaires pour garantir des contrôles de santé, </w:t>
       </w:r>
+      <w:proofErr w:type="spellStart"/>
       <w:r>
         <w:rPr>
           <w:rFonts w:ascii="Times New Roman" w:eastAsia="Times New Roman" w:hAnsi="Times New Roman" w:cs="Times New Roman"/>
@@ -1209,6 +1555,7 @@
         </w:rPr>
         <w:t>FarmsConnect</w:t>
       </w:r>
+      <w:proofErr w:type="spellEnd"/>
       <w:r>
         <w:rPr>
           <w:rFonts w:ascii="Times New Roman" w:eastAsia="Times New Roman" w:hAnsi="Times New Roman" w:cs="Times New Roman"/>
@@ -1278,6 +1625,7 @@
         </w:rPr>
         <w:t xml:space="preserve"> : </w:t>
       </w:r>
+      <w:proofErr w:type="spellStart"/>
       <w:r>
         <w:rPr>
           <w:rFonts w:ascii="Times New Roman" w:eastAsia="Times New Roman" w:hAnsi="Times New Roman" w:cs="Times New Roman"/>
@@ -1289,6 +1637,7 @@
         </w:rPr>
         <w:t>FarmsConnect</w:t>
       </w:r>
+      <w:proofErr w:type="spellEnd"/>
       <w:r>
         <w:rPr>
           <w:rFonts w:ascii="Times New Roman" w:eastAsia="Times New Roman" w:hAnsi="Times New Roman" w:cs="Times New Roman"/>
@@ -1333,6 +1682,7 @@
         </w:rPr>
         <w:t xml:space="preserve"> : En plus de la ferme modèle, </w:t>
       </w:r>
+      <w:proofErr w:type="spellStart"/>
       <w:r>
         <w:rPr>
           <w:rFonts w:ascii="Times New Roman" w:eastAsia="Times New Roman" w:hAnsi="Times New Roman" w:cs="Times New Roman"/>
@@ -1344,6 +1694,7 @@
         </w:rPr>
         <w:t>FarmsConnect</w:t>
       </w:r>
+      <w:proofErr w:type="spellEnd"/>
       <w:r>
         <w:rPr>
           <w:rFonts w:ascii="Times New Roman" w:eastAsia="Times New Roman" w:hAnsi="Times New Roman" w:cs="Times New Roman"/>
@@ -1376,6 +1727,7 @@
           <w:szCs w:val="27"/>
           <w:lang w:eastAsia="fr-FR"/>
         </w:rPr>
+        <w:lastRenderedPageBreak/>
         <w:t>Conclusion</w:t>
       </w:r>
     </w:p>
@@ -1389,6 +1741,7 @@
           <w:lang w:eastAsia="fr-FR"/>
         </w:rPr>
       </w:pPr>
+      <w:proofErr w:type="spellStart"/>
       <w:r>
         <w:rPr>
           <w:rFonts w:ascii="Times New Roman" w:eastAsia="Times New Roman" w:hAnsi="Times New Roman" w:cs="Times New Roman"/>
@@ -1400,6 +1753,7 @@
         </w:rPr>
         <w:t>FarmsConnect</w:t>
       </w:r>
+      <w:proofErr w:type="spellEnd"/>
       <w:r>
         <w:rPr>
           <w:rFonts w:ascii="Times New Roman" w:eastAsia="Times New Roman" w:hAnsi="Times New Roman" w:cs="Times New Roman"/>
@@ -1409,6 +1763,7 @@
         </w:rPr>
         <w:t xml:space="preserve"> représente une révolution dans le secteur de l’élevage au Burkina Faso. En intégrant la technologie IoT, une ferme modèle et une marketplace transparente, ce projet allie tradition et innovation pour propulser l’élevage vers un avenir plus prospère et durable. Non seulement il génère des revenus pour les éleveurs, mais il dynamise aussi l’économie locale en créant un marché fluide et sécurisé. En investissant dans </w:t>
       </w:r>
+      <w:proofErr w:type="spellStart"/>
       <w:r>
         <w:rPr>
           <w:rFonts w:ascii="Times New Roman" w:eastAsia="Times New Roman" w:hAnsi="Times New Roman" w:cs="Times New Roman"/>
@@ -1420,6 +1775,7 @@
         </w:rPr>
         <w:t>FarmsConnect</w:t>
       </w:r>
+      <w:proofErr w:type="spellEnd"/>
       <w:r>
         <w:rPr>
           <w:rFonts w:ascii="Times New Roman" w:eastAsia="Times New Roman" w:hAnsi="Times New Roman" w:cs="Times New Roman"/>
@@ -2748,6 +3104,29 @@
     <w:semiHidden/>
     <w:unhideWhenUsed/>
   </w:style>
+  <w:style w:type="character" w:styleId="Lienhypertexte">
+    <w:name w:val="Hyperlink"/>
+    <w:basedOn w:val="Policepardfaut"/>
+    <w:uiPriority w:val="99"/>
+    <w:unhideWhenUsed/>
+    <w:rsid w:val="00292BDB"/>
+    <w:rPr>
+      <w:color w:val="0563C1" w:themeColor="hyperlink"/>
+      <w:u w:val="single"/>
+    </w:rPr>
+  </w:style>
+  <w:style w:type="character" w:styleId="Mentionnonrsolue">
+    <w:name w:val="Unresolved Mention"/>
+    <w:basedOn w:val="Policepardfaut"/>
+    <w:uiPriority w:val="99"/>
+    <w:semiHidden/>
+    <w:unhideWhenUsed/>
+    <w:rsid w:val="00292BDB"/>
+    <w:rPr>
+      <w:color w:val="605E5C"/>
+      <w:shd w:val="clear" w:color="auto" w:fill="E1DFDD"/>
+    </w:rPr>
+  </w:style>
 </w:styles>
 </file>
 

--- a/FarmsConnect.docx
+++ b/FarmsConnect.docx
@@ -91,6 +91,7 @@
         </w:rPr>
       </w:pPr>
       <w:proofErr w:type="spellStart"/>
+      <w:proofErr w:type="gramStart"/>
       <w:r>
         <w:rPr>
           <w:rFonts w:ascii="Times New Roman" w:eastAsia="Times New Roman" w:hAnsi="Times New Roman" w:cs="Times New Roman"/>
@@ -103,6 +104,7 @@
         <w:t>heroku</w:t>
       </w:r>
       <w:proofErr w:type="spellEnd"/>
+      <w:proofErr w:type="gramEnd"/>
       <w:r>
         <w:rPr>
           <w:rFonts w:ascii="Times New Roman" w:eastAsia="Times New Roman" w:hAnsi="Times New Roman" w:cs="Times New Roman"/>
@@ -129,6 +131,7 @@
         </w:rPr>
       </w:pPr>
       <w:proofErr w:type="spellStart"/>
+      <w:proofErr w:type="gramStart"/>
       <w:r>
         <w:rPr>
           <w:rFonts w:ascii="Times New Roman" w:eastAsia="Times New Roman" w:hAnsi="Times New Roman" w:cs="Times New Roman"/>
@@ -141,6 +144,7 @@
         <w:t>heroku</w:t>
       </w:r>
       <w:proofErr w:type="spellEnd"/>
+      <w:proofErr w:type="gramEnd"/>
       <w:r>
         <w:rPr>
           <w:rFonts w:ascii="Times New Roman" w:eastAsia="Times New Roman" w:hAnsi="Times New Roman" w:cs="Times New Roman"/>
@@ -161,7 +165,7 @@
           <w:szCs w:val="27"/>
           <w:lang w:eastAsia="fr-FR"/>
         </w:rPr>
-        <w:t>–</w:t>
+        <w:t>--</w:t>
       </w:r>
       <w:proofErr w:type="spellStart"/>
       <w:r>
@@ -204,16 +208,29 @@
           <w:lang w:eastAsia="fr-FR"/>
         </w:rPr>
       </w:pPr>
-      <w:r>
-        <w:rPr>
-          <w:rFonts w:ascii="Times New Roman" w:eastAsia="Times New Roman" w:hAnsi="Times New Roman" w:cs="Times New Roman"/>
-          <w:b/>
-          <w:bCs/>
-          <w:sz w:val="27"/>
-          <w:szCs w:val="27"/>
-          <w:lang w:eastAsia="fr-FR"/>
-        </w:rPr>
-        <w:t xml:space="preserve">git </w:t>
+      <w:proofErr w:type="gramStart"/>
+      <w:r>
+        <w:rPr>
+          <w:rFonts w:ascii="Times New Roman" w:eastAsia="Times New Roman" w:hAnsi="Times New Roman" w:cs="Times New Roman"/>
+          <w:b/>
+          <w:bCs/>
+          <w:sz w:val="27"/>
+          <w:szCs w:val="27"/>
+          <w:lang w:eastAsia="fr-FR"/>
+        </w:rPr>
+        <w:t>git</w:t>
+      </w:r>
+      <w:proofErr w:type="gramEnd"/>
+      <w:r>
+        <w:rPr>
+          <w:rFonts w:ascii="Times New Roman" w:eastAsia="Times New Roman" w:hAnsi="Times New Roman" w:cs="Times New Roman"/>
+          <w:b/>
+          <w:bCs/>
+          <w:sz w:val="27"/>
+          <w:szCs w:val="27"/>
+          <w:lang w:eastAsia="fr-FR"/>
+        </w:rPr>
+        <w:t xml:space="preserve"> </w:t>
       </w:r>
       <w:proofErr w:type="spellStart"/>
       <w:r>
@@ -253,16 +270,29 @@
           <w:lang w:eastAsia="fr-FR"/>
         </w:rPr>
       </w:pPr>
-      <w:r>
-        <w:rPr>
-          <w:rFonts w:ascii="Times New Roman" w:eastAsia="Times New Roman" w:hAnsi="Times New Roman" w:cs="Times New Roman"/>
-          <w:b/>
-          <w:bCs/>
-          <w:sz w:val="27"/>
-          <w:szCs w:val="27"/>
-          <w:lang w:eastAsia="fr-FR"/>
-        </w:rPr>
-        <w:t>git commit -m "Votre message de mise à jour"</w:t>
+      <w:proofErr w:type="gramStart"/>
+      <w:r>
+        <w:rPr>
+          <w:rFonts w:ascii="Times New Roman" w:eastAsia="Times New Roman" w:hAnsi="Times New Roman" w:cs="Times New Roman"/>
+          <w:b/>
+          <w:bCs/>
+          <w:sz w:val="27"/>
+          <w:szCs w:val="27"/>
+          <w:lang w:eastAsia="fr-FR"/>
+        </w:rPr>
+        <w:t>git</w:t>
+      </w:r>
+      <w:proofErr w:type="gramEnd"/>
+      <w:r>
+        <w:rPr>
+          <w:rFonts w:ascii="Times New Roman" w:eastAsia="Times New Roman" w:hAnsi="Times New Roman" w:cs="Times New Roman"/>
+          <w:b/>
+          <w:bCs/>
+          <w:sz w:val="27"/>
+          <w:szCs w:val="27"/>
+          <w:lang w:eastAsia="fr-FR"/>
+        </w:rPr>
+        <w:t xml:space="preserve"> commit -m "Votre message de mise à jour"</w:t>
       </w:r>
     </w:p>
     <w:p>
@@ -278,16 +308,29 @@
           <w:lang w:eastAsia="fr-FR"/>
         </w:rPr>
       </w:pPr>
-      <w:r>
-        <w:rPr>
-          <w:rFonts w:ascii="Times New Roman" w:eastAsia="Times New Roman" w:hAnsi="Times New Roman" w:cs="Times New Roman"/>
-          <w:b/>
-          <w:bCs/>
-          <w:sz w:val="27"/>
-          <w:szCs w:val="27"/>
-          <w:lang w:eastAsia="fr-FR"/>
-        </w:rPr>
-        <w:t xml:space="preserve">git push </w:t>
+      <w:proofErr w:type="gramStart"/>
+      <w:r>
+        <w:rPr>
+          <w:rFonts w:ascii="Times New Roman" w:eastAsia="Times New Roman" w:hAnsi="Times New Roman" w:cs="Times New Roman"/>
+          <w:b/>
+          <w:bCs/>
+          <w:sz w:val="27"/>
+          <w:szCs w:val="27"/>
+          <w:lang w:eastAsia="fr-FR"/>
+        </w:rPr>
+        <w:t>git</w:t>
+      </w:r>
+      <w:proofErr w:type="gramEnd"/>
+      <w:r>
+        <w:rPr>
+          <w:rFonts w:ascii="Times New Roman" w:eastAsia="Times New Roman" w:hAnsi="Times New Roman" w:cs="Times New Roman"/>
+          <w:b/>
+          <w:bCs/>
+          <w:sz w:val="27"/>
+          <w:szCs w:val="27"/>
+          <w:lang w:eastAsia="fr-FR"/>
+        </w:rPr>
+        <w:t xml:space="preserve"> push </w:t>
       </w:r>
       <w:proofErr w:type="spellStart"/>
       <w:r>

--- a/FarmsConnect.docx
+++ b/FarmsConnect.docx
@@ -24,22 +24,19 @@
           <w:szCs w:val="27"/>
           <w:lang w:eastAsia="fr-FR"/>
         </w:rPr>
-        <w:t xml:space="preserve">Lien : </w:t>
-      </w:r>
-      <w:hyperlink r:id="rId5" w:history="1">
-        <w:r>
-          <w:rPr>
-            <w:rStyle w:val="Lienhypertexte"/>
-            <w:rFonts w:ascii="Times New Roman" w:eastAsia="Times New Roman" w:hAnsi="Times New Roman" w:cs="Times New Roman"/>
-            <w:b/>
-            <w:bCs/>
-            <w:sz w:val="27"/>
-            <w:szCs w:val="27"/>
-            <w:lang w:eastAsia="fr-FR"/>
-          </w:rPr>
-          <w:t>https://kabboss.github.io/fermeconnect/</w:t>
-        </w:r>
-      </w:hyperlink>
+        <w:t>Lien </w:t>
+      </w:r>
+      <w:r>
+        <w:rPr>
+          <w:rFonts w:ascii="Times New Roman" w:eastAsia="Times New Roman" w:hAnsi="Times New Roman" w:cs="Times New Roman"/>
+          <w:b/>
+          <w:bCs/>
+          <w:sz w:val="27"/>
+          <w:szCs w:val="27"/>
+          <w:lang w:eastAsia="fr-FR"/>
+        </w:rPr>
+        <w:t>://farmsconnect-b084ddb02391.herokuapp.com/</w:t>
+      </w:r>
     </w:p>
     <w:p>
       <w:pPr>
@@ -54,27 +51,29 @@
           <w:lang w:eastAsia="fr-FR"/>
         </w:rPr>
       </w:pPr>
-      <w:r>
-        <w:rPr>
-          <w:rFonts w:ascii="Times New Roman" w:eastAsia="Times New Roman" w:hAnsi="Times New Roman" w:cs="Times New Roman"/>
-          <w:b/>
-          <w:bCs/>
-          <w:sz w:val="27"/>
-          <w:szCs w:val="27"/>
-          <w:lang w:eastAsia="fr-FR"/>
-        </w:rPr>
-        <w:t xml:space="preserve">Lien2 : </w:t>
-      </w:r>
-      <w:r>
-        <w:rPr>
-          <w:rFonts w:ascii="Times New Roman" w:eastAsia="Times New Roman" w:hAnsi="Times New Roman" w:cs="Times New Roman"/>
-          <w:b/>
-          <w:bCs/>
-          <w:sz w:val="27"/>
-          <w:szCs w:val="27"/>
-          <w:lang w:eastAsia="fr-FR"/>
-        </w:rPr>
-        <w:t>https://farmsconnect-b084ddb02391.herokuapp.com/</w:t>
+      <w:proofErr w:type="gramStart"/>
+      <w:r>
+        <w:rPr>
+          <w:rFonts w:ascii="Times New Roman" w:eastAsia="Times New Roman" w:hAnsi="Times New Roman" w:cs="Times New Roman"/>
+          <w:b/>
+          <w:bCs/>
+          <w:sz w:val="27"/>
+          <w:szCs w:val="27"/>
+          <w:lang w:eastAsia="fr-FR"/>
+        </w:rPr>
+        <w:t>heroku</w:t>
+      </w:r>
+      <w:proofErr w:type="gramEnd"/>
+      <w:r>
+        <w:rPr>
+          <w:rFonts w:ascii="Times New Roman" w:eastAsia="Times New Roman" w:hAnsi="Times New Roman" w:cs="Times New Roman"/>
+          <w:b/>
+          <w:bCs/>
+          <w:sz w:val="27"/>
+          <w:szCs w:val="27"/>
+          <w:lang w:eastAsia="fr-FR"/>
+        </w:rPr>
+        <w:t xml:space="preserve"> restart</w:t>
       </w:r>
     </w:p>
     <w:p>
@@ -90,7 +89,6 @@
           <w:lang w:eastAsia="fr-FR"/>
         </w:rPr>
       </w:pPr>
-      <w:proofErr w:type="spellStart"/>
       <w:proofErr w:type="gramStart"/>
       <w:r>
         <w:rPr>
@@ -103,7 +101,6 @@
         </w:rPr>
         <w:t>heroku</w:t>
       </w:r>
-      <w:proofErr w:type="spellEnd"/>
       <w:proofErr w:type="gramEnd"/>
       <w:r>
         <w:rPr>
@@ -114,7 +111,29 @@
           <w:szCs w:val="27"/>
           <w:lang w:eastAsia="fr-FR"/>
         </w:rPr>
-        <w:t xml:space="preserve"> restart</w:t>
+        <w:t xml:space="preserve"> logs </w:t>
+      </w:r>
+      <w:r>
+        <w:rPr>
+          <w:rFonts w:ascii="Times New Roman" w:eastAsia="Times New Roman" w:hAnsi="Times New Roman" w:cs="Times New Roman"/>
+          <w:b/>
+          <w:bCs/>
+          <w:sz w:val="27"/>
+          <w:szCs w:val="27"/>
+          <w:lang w:eastAsia="fr-FR"/>
+        </w:rPr>
+        <w:t>--</w:t>
+      </w:r>
+      <w:r>
+        <w:rPr>
+          <w:rFonts w:ascii="Times New Roman" w:eastAsia="Times New Roman" w:hAnsi="Times New Roman" w:cs="Times New Roman"/>
+          <w:b/>
+          <w:bCs/>
+          <w:sz w:val="27"/>
+          <w:szCs w:val="27"/>
+          <w:lang w:eastAsia="fr-FR"/>
+        </w:rPr>
+        <w:t>tail</w:t>
       </w:r>
     </w:p>
     <w:p>
@@ -130,7 +149,20 @@
           <w:lang w:eastAsia="fr-FR"/>
         </w:rPr>
       </w:pPr>
-      <w:proofErr w:type="spellStart"/>
+    </w:p>
+    <w:p>
+      <w:pPr>
+        <w:spacing w:before="100" w:beforeAutospacing="1" w:after="100" w:afterAutospacing="1" w:line="240" w:lineRule="auto"/>
+        <w:outlineLvl w:val="2"/>
+        <w:rPr>
+          <w:rFonts w:ascii="Times New Roman" w:eastAsia="Times New Roman" w:hAnsi="Times New Roman" w:cs="Times New Roman"/>
+          <w:b/>
+          <w:bCs/>
+          <w:sz w:val="27"/>
+          <w:szCs w:val="27"/>
+          <w:lang w:eastAsia="fr-FR"/>
+        </w:rPr>
+      </w:pPr>
       <w:proofErr w:type="gramStart"/>
       <w:r>
         <w:rPr>
@@ -141,9 +173,8 @@
           <w:szCs w:val="27"/>
           <w:lang w:eastAsia="fr-FR"/>
         </w:rPr>
-        <w:t>heroku</w:t>
-      </w:r>
-      <w:proofErr w:type="spellEnd"/>
+        <w:t>git</w:t>
+      </w:r>
       <w:proofErr w:type="gramEnd"/>
       <w:r>
         <w:rPr>
@@ -154,32 +185,8 @@
           <w:szCs w:val="27"/>
           <w:lang w:eastAsia="fr-FR"/>
         </w:rPr>
-        <w:t xml:space="preserve"> logs </w:t>
-      </w:r>
-      <w:r>
-        <w:rPr>
-          <w:rFonts w:ascii="Times New Roman" w:eastAsia="Times New Roman" w:hAnsi="Times New Roman" w:cs="Times New Roman"/>
-          <w:b/>
-          <w:bCs/>
-          <w:sz w:val="27"/>
-          <w:szCs w:val="27"/>
-          <w:lang w:eastAsia="fr-FR"/>
-        </w:rPr>
-        <w:t>--</w:t>
-      </w:r>
-      <w:proofErr w:type="spellStart"/>
-      <w:r>
-        <w:rPr>
-          <w:rFonts w:ascii="Times New Roman" w:eastAsia="Times New Roman" w:hAnsi="Times New Roman" w:cs="Times New Roman"/>
-          <w:b/>
-          <w:bCs/>
-          <w:sz w:val="27"/>
-          <w:szCs w:val="27"/>
-          <w:lang w:eastAsia="fr-FR"/>
-        </w:rPr>
-        <w:t>tail</w:t>
-      </w:r>
-      <w:proofErr w:type="spellEnd"/>
+        <w:t xml:space="preserve"> add .</w:t>
+      </w:r>
     </w:p>
     <w:p>
       <w:pPr>
@@ -194,6 +201,30 @@
           <w:lang w:eastAsia="fr-FR"/>
         </w:rPr>
       </w:pPr>
+      <w:proofErr w:type="gramStart"/>
+      <w:r>
+        <w:rPr>
+          <w:rFonts w:ascii="Times New Roman" w:eastAsia="Times New Roman" w:hAnsi="Times New Roman" w:cs="Times New Roman"/>
+          <w:b/>
+          <w:bCs/>
+          <w:sz w:val="27"/>
+          <w:szCs w:val="27"/>
+          <w:lang w:eastAsia="fr-FR"/>
+        </w:rPr>
+        <w:t>git</w:t>
+      </w:r>
+      <w:proofErr w:type="gramEnd"/>
+      <w:r>
+        <w:rPr>
+          <w:rFonts w:ascii="Times New Roman" w:eastAsia="Times New Roman" w:hAnsi="Times New Roman" w:cs="Times New Roman"/>
+          <w:b/>
+          <w:bCs/>
+          <w:sz w:val="27"/>
+          <w:szCs w:val="27"/>
+          <w:lang w:eastAsia="fr-FR"/>
+        </w:rPr>
+        <w:t xml:space="preserve"> commit -m "Votre message de mise à jour"</w:t>
+      </w:r>
     </w:p>
     <w:p>
       <w:pPr>
@@ -230,31 +261,7 @@
           <w:szCs w:val="27"/>
           <w:lang w:eastAsia="fr-FR"/>
         </w:rPr>
-        <w:t xml:space="preserve"> </w:t>
-      </w:r>
-      <w:proofErr w:type="spellStart"/>
-      <w:r>
-        <w:rPr>
-          <w:rFonts w:ascii="Times New Roman" w:eastAsia="Times New Roman" w:hAnsi="Times New Roman" w:cs="Times New Roman"/>
-          <w:b/>
-          <w:bCs/>
-          <w:sz w:val="27"/>
-          <w:szCs w:val="27"/>
-          <w:lang w:eastAsia="fr-FR"/>
-        </w:rPr>
-        <w:t>add</w:t>
-      </w:r>
-      <w:proofErr w:type="spellEnd"/>
-      <w:r>
-        <w:rPr>
-          <w:rFonts w:ascii="Times New Roman" w:eastAsia="Times New Roman" w:hAnsi="Times New Roman" w:cs="Times New Roman"/>
-          <w:b/>
-          <w:bCs/>
-          <w:sz w:val="27"/>
-          <w:szCs w:val="27"/>
-          <w:lang w:eastAsia="fr-FR"/>
-        </w:rPr>
-        <w:t xml:space="preserve"> .</w:t>
+        <w:t xml:space="preserve"> push heroku master</w:t>
       </w:r>
     </w:p>
     <w:p>
@@ -270,30 +277,6 @@
           <w:lang w:eastAsia="fr-FR"/>
         </w:rPr>
       </w:pPr>
-      <w:proofErr w:type="gramStart"/>
-      <w:r>
-        <w:rPr>
-          <w:rFonts w:ascii="Times New Roman" w:eastAsia="Times New Roman" w:hAnsi="Times New Roman" w:cs="Times New Roman"/>
-          <w:b/>
-          <w:bCs/>
-          <w:sz w:val="27"/>
-          <w:szCs w:val="27"/>
-          <w:lang w:eastAsia="fr-FR"/>
-        </w:rPr>
-        <w:t>git</w:t>
-      </w:r>
-      <w:proofErr w:type="gramEnd"/>
-      <w:r>
-        <w:rPr>
-          <w:rFonts w:ascii="Times New Roman" w:eastAsia="Times New Roman" w:hAnsi="Times New Roman" w:cs="Times New Roman"/>
-          <w:b/>
-          <w:bCs/>
-          <w:sz w:val="27"/>
-          <w:szCs w:val="27"/>
-          <w:lang w:eastAsia="fr-FR"/>
-        </w:rPr>
-        <w:t xml:space="preserve"> commit -m "Votre message de mise à jour"</w:t>
-      </w:r>
     </w:p>
     <w:p>
       <w:pPr>
@@ -308,53 +291,47 @@
           <w:lang w:eastAsia="fr-FR"/>
         </w:rPr>
       </w:pPr>
-      <w:proofErr w:type="gramStart"/>
-      <w:r>
-        <w:rPr>
-          <w:rFonts w:ascii="Times New Roman" w:eastAsia="Times New Roman" w:hAnsi="Times New Roman" w:cs="Times New Roman"/>
-          <w:b/>
-          <w:bCs/>
-          <w:sz w:val="27"/>
-          <w:szCs w:val="27"/>
-          <w:lang w:eastAsia="fr-FR"/>
-        </w:rPr>
-        <w:t>git</w:t>
-      </w:r>
-      <w:proofErr w:type="gramEnd"/>
-      <w:r>
-        <w:rPr>
-          <w:rFonts w:ascii="Times New Roman" w:eastAsia="Times New Roman" w:hAnsi="Times New Roman" w:cs="Times New Roman"/>
-          <w:b/>
-          <w:bCs/>
-          <w:sz w:val="27"/>
-          <w:szCs w:val="27"/>
-          <w:lang w:eastAsia="fr-FR"/>
-        </w:rPr>
-        <w:t xml:space="preserve"> push </w:t>
-      </w:r>
-      <w:proofErr w:type="spellStart"/>
-      <w:r>
-        <w:rPr>
-          <w:rFonts w:ascii="Times New Roman" w:eastAsia="Times New Roman" w:hAnsi="Times New Roman" w:cs="Times New Roman"/>
-          <w:b/>
-          <w:bCs/>
-          <w:sz w:val="27"/>
-          <w:szCs w:val="27"/>
-          <w:lang w:eastAsia="fr-FR"/>
-        </w:rPr>
-        <w:t>heroku</w:t>
-      </w:r>
-      <w:proofErr w:type="spellEnd"/>
-      <w:r>
-        <w:rPr>
-          <w:rFonts w:ascii="Times New Roman" w:eastAsia="Times New Roman" w:hAnsi="Times New Roman" w:cs="Times New Roman"/>
-          <w:b/>
-          <w:bCs/>
-          <w:sz w:val="27"/>
-          <w:szCs w:val="27"/>
-          <w:lang w:eastAsia="fr-FR"/>
-        </w:rPr>
-        <w:t xml:space="preserve"> master</w:t>
+      <w:r>
+        <w:rPr>
+          <w:rFonts w:ascii="Times New Roman" w:eastAsia="Times New Roman" w:hAnsi="Times New Roman" w:cs="Times New Roman"/>
+          <w:b/>
+          <w:bCs/>
+          <w:sz w:val="27"/>
+          <w:szCs w:val="27"/>
+          <w:lang w:eastAsia="fr-FR"/>
+        </w:rPr>
+        <w:t>Présentation de FarmsConnect</w:t>
+      </w:r>
+    </w:p>
+    <w:p>
+      <w:pPr>
+        <w:spacing w:before="100" w:beforeAutospacing="1" w:after="100" w:afterAutospacing="1" w:line="240" w:lineRule="auto"/>
+        <w:rPr>
+          <w:rFonts w:ascii="Times New Roman" w:eastAsia="Times New Roman" w:hAnsi="Times New Roman" w:cs="Times New Roman"/>
+          <w:sz w:val="24"/>
+          <w:szCs w:val="24"/>
+          <w:lang w:eastAsia="fr-FR"/>
+        </w:rPr>
+      </w:pPr>
+      <w:r>
+        <w:rPr>
+          <w:rFonts w:ascii="Times New Roman" w:eastAsia="Times New Roman" w:hAnsi="Times New Roman" w:cs="Times New Roman"/>
+          <w:b/>
+          <w:bCs/>
+          <w:sz w:val="24"/>
+          <w:szCs w:val="24"/>
+          <w:lang w:eastAsia="fr-FR"/>
+        </w:rPr>
+        <w:t>FarmsConnect</w:t>
+      </w:r>
+      <w:r>
+        <w:rPr>
+          <w:rFonts w:ascii="Times New Roman" w:eastAsia="Times New Roman" w:hAnsi="Times New Roman" w:cs="Times New Roman"/>
+          <w:sz w:val="24"/>
+          <w:szCs w:val="24"/>
+          <w:lang w:eastAsia="fr-FR"/>
+        </w:rPr>
+        <w:t xml:space="preserve"> est un projet innovant qui ambitionne de transformer l’élevage au Burkina Faso grâce à la synergie entre technologie, durabilité et coopération entre éleveurs. Son modèle repose sur trois piliers essentiels : une ferme modèle, un système de gestion intelligent basé sur l'Internet des objets (IoT) et une marketplace numérique. Ce projet a pour vocation d’optimiser la productivité des élevages, d'améliorer la transparence des échanges commerciaux et de créer une communauté dynamique d’éleveurs interconnectés. Il s'agit d'une initiative visionnaire qui combine innovation technologique et modèles économiques durables pour propulser l’élevage traditionnel vers un avenir plus prospère.</w:t>
       </w:r>
     </w:p>
     <w:p>
@@ -370,56 +347,102 @@
           <w:lang w:eastAsia="fr-FR"/>
         </w:rPr>
       </w:pPr>
-    </w:p>
-    <w:p>
-      <w:pPr>
-        <w:spacing w:before="100" w:beforeAutospacing="1" w:after="100" w:afterAutospacing="1" w:line="240" w:lineRule="auto"/>
-        <w:outlineLvl w:val="2"/>
-        <w:rPr>
-          <w:rFonts w:ascii="Times New Roman" w:eastAsia="Times New Roman" w:hAnsi="Times New Roman" w:cs="Times New Roman"/>
-          <w:b/>
-          <w:bCs/>
-          <w:sz w:val="27"/>
-          <w:szCs w:val="27"/>
-          <w:lang w:eastAsia="fr-FR"/>
-        </w:rPr>
-      </w:pPr>
-      <w:r>
-        <w:rPr>
-          <w:rFonts w:ascii="Times New Roman" w:eastAsia="Times New Roman" w:hAnsi="Times New Roman" w:cs="Times New Roman"/>
-          <w:b/>
-          <w:bCs/>
-          <w:sz w:val="27"/>
-          <w:szCs w:val="27"/>
-          <w:lang w:eastAsia="fr-FR"/>
-        </w:rPr>
-        <w:t xml:space="preserve">Présentation de </w:t>
-      </w:r>
-      <w:proofErr w:type="spellStart"/>
-      <w:r>
-        <w:rPr>
-          <w:rFonts w:ascii="Times New Roman" w:eastAsia="Times New Roman" w:hAnsi="Times New Roman" w:cs="Times New Roman"/>
-          <w:b/>
-          <w:bCs/>
-          <w:sz w:val="27"/>
-          <w:szCs w:val="27"/>
+      <w:r>
+        <w:rPr>
+          <w:rFonts w:ascii="Times New Roman" w:eastAsia="Times New Roman" w:hAnsi="Times New Roman" w:cs="Times New Roman"/>
+          <w:b/>
+          <w:bCs/>
+          <w:sz w:val="27"/>
+          <w:szCs w:val="27"/>
+          <w:lang w:eastAsia="fr-FR"/>
+        </w:rPr>
+        <w:t>Les Grands Piliers de FarmsConnect</w:t>
+      </w:r>
+    </w:p>
+    <w:p>
+      <w:pPr>
+        <w:spacing w:before="100" w:beforeAutospacing="1" w:after="100" w:afterAutospacing="1" w:line="240" w:lineRule="auto"/>
+        <w:outlineLvl w:val="3"/>
+        <w:rPr>
+          <w:rFonts w:ascii="Times New Roman" w:eastAsia="Times New Roman" w:hAnsi="Times New Roman" w:cs="Times New Roman"/>
+          <w:b/>
+          <w:bCs/>
+          <w:sz w:val="24"/>
+          <w:szCs w:val="24"/>
+          <w:lang w:eastAsia="fr-FR"/>
+        </w:rPr>
+      </w:pPr>
+      <w:r>
+        <w:rPr>
+          <w:rFonts w:ascii="Times New Roman" w:eastAsia="Times New Roman" w:hAnsi="Times New Roman" w:cs="Times New Roman"/>
+          <w:b/>
+          <w:bCs/>
+          <w:sz w:val="24"/>
+          <w:szCs w:val="24"/>
+          <w:lang w:eastAsia="fr-FR"/>
+        </w:rPr>
+        <w:t>1. La Ferme Modèle : Le Cœur de FarmsConnect</w:t>
+      </w:r>
+    </w:p>
+    <w:p>
+      <w:pPr>
+        <w:spacing w:before="100" w:beforeAutospacing="1" w:after="100" w:afterAutospacing="1" w:line="240" w:lineRule="auto"/>
+        <w:rPr>
+          <w:rFonts w:ascii="Times New Roman" w:eastAsia="Times New Roman" w:hAnsi="Times New Roman" w:cs="Times New Roman"/>
+          <w:sz w:val="24"/>
+          <w:szCs w:val="24"/>
+          <w:lang w:eastAsia="fr-FR"/>
+        </w:rPr>
+      </w:pPr>
+      <w:r>
+        <w:rPr>
+          <w:rFonts w:ascii="Times New Roman" w:eastAsia="Times New Roman" w:hAnsi="Times New Roman" w:cs="Times New Roman"/>
+          <w:sz w:val="24"/>
+          <w:szCs w:val="24"/>
+          <w:lang w:eastAsia="fr-FR"/>
+        </w:rPr>
+        <w:t xml:space="preserve">Le point de départ de </w:t>
+      </w:r>
+      <w:r>
+        <w:rPr>
+          <w:rFonts w:ascii="Times New Roman" w:eastAsia="Times New Roman" w:hAnsi="Times New Roman" w:cs="Times New Roman"/>
+          <w:b/>
+          <w:bCs/>
+          <w:sz w:val="24"/>
+          <w:szCs w:val="24"/>
           <w:lang w:eastAsia="fr-FR"/>
         </w:rPr>
         <w:t>FarmsConnect</w:t>
       </w:r>
-      <w:proofErr w:type="spellEnd"/>
-    </w:p>
-    <w:p>
-      <w:pPr>
-        <w:spacing w:before="100" w:beforeAutospacing="1" w:after="100" w:afterAutospacing="1" w:line="240" w:lineRule="auto"/>
-        <w:rPr>
-          <w:rFonts w:ascii="Times New Roman" w:eastAsia="Times New Roman" w:hAnsi="Times New Roman" w:cs="Times New Roman"/>
-          <w:sz w:val="24"/>
-          <w:szCs w:val="24"/>
-          <w:lang w:eastAsia="fr-FR"/>
-        </w:rPr>
-      </w:pPr>
-      <w:proofErr w:type="spellStart"/>
+      <w:r>
+        <w:rPr>
+          <w:rFonts w:ascii="Times New Roman" w:eastAsia="Times New Roman" w:hAnsi="Times New Roman" w:cs="Times New Roman"/>
+          <w:sz w:val="24"/>
+          <w:szCs w:val="24"/>
+          <w:lang w:eastAsia="fr-FR"/>
+        </w:rPr>
+        <w:t xml:space="preserve"> est la création d'une ferme modèle. Cette ferme sera un laboratoire d’expérimentation et de démonstration pour les meilleures pratiques d’élevage durable. Elle jouera un rôle clé dans la validation des innovations technologiques telles que le système IoT et servira également de centre de formation pour les éleveurs locaux. Ces derniers pourront y apprendre à adopter des techniques modernes d’élevage pour améliorer leur productivité.</w:t>
+      </w:r>
+    </w:p>
+    <w:p>
+      <w:pPr>
+        <w:spacing w:before="100" w:beforeAutospacing="1" w:after="100" w:afterAutospacing="1" w:line="240" w:lineRule="auto"/>
+        <w:rPr>
+          <w:rFonts w:ascii="Times New Roman" w:eastAsia="Times New Roman" w:hAnsi="Times New Roman" w:cs="Times New Roman"/>
+          <w:sz w:val="24"/>
+          <w:szCs w:val="24"/>
+          <w:lang w:eastAsia="fr-FR"/>
+        </w:rPr>
+      </w:pPr>
+      <w:r>
+        <w:rPr>
+          <w:rFonts w:ascii="Times New Roman" w:eastAsia="Times New Roman" w:hAnsi="Times New Roman" w:cs="Times New Roman"/>
+          <w:sz w:val="24"/>
+          <w:szCs w:val="24"/>
+          <w:lang w:eastAsia="fr-FR"/>
+        </w:rPr>
+        <w:t xml:space="preserve">La ferme modèle ne sera pas seulement un lieu d’apprentissage ; elle générera aussi des revenus. </w:t>
+      </w:r>
       <w:r>
         <w:rPr>
           <w:rFonts w:ascii="Times New Roman" w:eastAsia="Times New Roman" w:hAnsi="Times New Roman" w:cs="Times New Roman"/>
@@ -431,167 +454,6 @@
         </w:rPr>
         <w:t>FarmsConnect</w:t>
       </w:r>
-      <w:proofErr w:type="spellEnd"/>
-      <w:r>
-        <w:rPr>
-          <w:rFonts w:ascii="Times New Roman" w:eastAsia="Times New Roman" w:hAnsi="Times New Roman" w:cs="Times New Roman"/>
-          <w:sz w:val="24"/>
-          <w:szCs w:val="24"/>
-          <w:lang w:eastAsia="fr-FR"/>
-        </w:rPr>
-        <w:t xml:space="preserve"> est un projet innovant qui ambitionne de transformer l’élevage au Burkina Faso grâce à la synergie entre technologie, durabilité et coopération entre éleveurs. Son modèle repose sur trois piliers essentiels : une ferme modèle, un système de gestion intelligent basé sur l'Internet des objets (IoT) et une marketplace numérique. Ce projet a pour vocation d’optimiser la productivité des élevages, d'améliorer la transparence des échanges commerciaux et de créer une communauté dynamique d’éleveurs interconnectés. Il s'agit d'une initiative visionnaire qui combine innovation technologique et modèles économiques durables pour propulser l’élevage traditionnel vers un avenir plus prospère.</w:t>
-      </w:r>
-    </w:p>
-    <w:p>
-      <w:pPr>
-        <w:spacing w:before="100" w:beforeAutospacing="1" w:after="100" w:afterAutospacing="1" w:line="240" w:lineRule="auto"/>
-        <w:outlineLvl w:val="2"/>
-        <w:rPr>
-          <w:rFonts w:ascii="Times New Roman" w:eastAsia="Times New Roman" w:hAnsi="Times New Roman" w:cs="Times New Roman"/>
-          <w:b/>
-          <w:bCs/>
-          <w:sz w:val="27"/>
-          <w:szCs w:val="27"/>
-          <w:lang w:eastAsia="fr-FR"/>
-        </w:rPr>
-      </w:pPr>
-      <w:r>
-        <w:rPr>
-          <w:rFonts w:ascii="Times New Roman" w:eastAsia="Times New Roman" w:hAnsi="Times New Roman" w:cs="Times New Roman"/>
-          <w:b/>
-          <w:bCs/>
-          <w:sz w:val="27"/>
-          <w:szCs w:val="27"/>
-          <w:lang w:eastAsia="fr-FR"/>
-        </w:rPr>
-        <w:t xml:space="preserve">Les Grands Piliers de </w:t>
-      </w:r>
-      <w:proofErr w:type="spellStart"/>
-      <w:r>
-        <w:rPr>
-          <w:rFonts w:ascii="Times New Roman" w:eastAsia="Times New Roman" w:hAnsi="Times New Roman" w:cs="Times New Roman"/>
-          <w:b/>
-          <w:bCs/>
-          <w:sz w:val="27"/>
-          <w:szCs w:val="27"/>
-          <w:lang w:eastAsia="fr-FR"/>
-        </w:rPr>
-        <w:t>FarmsConnect</w:t>
-      </w:r>
-      <w:proofErr w:type="spellEnd"/>
-    </w:p>
-    <w:p>
-      <w:pPr>
-        <w:spacing w:before="100" w:beforeAutospacing="1" w:after="100" w:afterAutospacing="1" w:line="240" w:lineRule="auto"/>
-        <w:outlineLvl w:val="3"/>
-        <w:rPr>
-          <w:rFonts w:ascii="Times New Roman" w:eastAsia="Times New Roman" w:hAnsi="Times New Roman" w:cs="Times New Roman"/>
-          <w:b/>
-          <w:bCs/>
-          <w:sz w:val="24"/>
-          <w:szCs w:val="24"/>
-          <w:lang w:eastAsia="fr-FR"/>
-        </w:rPr>
-      </w:pPr>
-      <w:r>
-        <w:rPr>
-          <w:rFonts w:ascii="Times New Roman" w:eastAsia="Times New Roman" w:hAnsi="Times New Roman" w:cs="Times New Roman"/>
-          <w:b/>
-          <w:bCs/>
-          <w:sz w:val="24"/>
-          <w:szCs w:val="24"/>
-          <w:lang w:eastAsia="fr-FR"/>
-        </w:rPr>
-        <w:t xml:space="preserve">1. La Ferme Modèle : Le Cœur de </w:t>
-      </w:r>
-      <w:proofErr w:type="spellStart"/>
-      <w:r>
-        <w:rPr>
-          <w:rFonts w:ascii="Times New Roman" w:eastAsia="Times New Roman" w:hAnsi="Times New Roman" w:cs="Times New Roman"/>
-          <w:b/>
-          <w:bCs/>
-          <w:sz w:val="24"/>
-          <w:szCs w:val="24"/>
-          <w:lang w:eastAsia="fr-FR"/>
-        </w:rPr>
-        <w:t>FarmsConnect</w:t>
-      </w:r>
-      <w:proofErr w:type="spellEnd"/>
-    </w:p>
-    <w:p>
-      <w:pPr>
-        <w:spacing w:before="100" w:beforeAutospacing="1" w:after="100" w:afterAutospacing="1" w:line="240" w:lineRule="auto"/>
-        <w:rPr>
-          <w:rFonts w:ascii="Times New Roman" w:eastAsia="Times New Roman" w:hAnsi="Times New Roman" w:cs="Times New Roman"/>
-          <w:sz w:val="24"/>
-          <w:szCs w:val="24"/>
-          <w:lang w:eastAsia="fr-FR"/>
-        </w:rPr>
-      </w:pPr>
-      <w:r>
-        <w:rPr>
-          <w:rFonts w:ascii="Times New Roman" w:eastAsia="Times New Roman" w:hAnsi="Times New Roman" w:cs="Times New Roman"/>
-          <w:sz w:val="24"/>
-          <w:szCs w:val="24"/>
-          <w:lang w:eastAsia="fr-FR"/>
-        </w:rPr>
-        <w:t xml:space="preserve">Le point de départ de </w:t>
-      </w:r>
-      <w:proofErr w:type="spellStart"/>
-      <w:r>
-        <w:rPr>
-          <w:rFonts w:ascii="Times New Roman" w:eastAsia="Times New Roman" w:hAnsi="Times New Roman" w:cs="Times New Roman"/>
-          <w:b/>
-          <w:bCs/>
-          <w:sz w:val="24"/>
-          <w:szCs w:val="24"/>
-          <w:lang w:eastAsia="fr-FR"/>
-        </w:rPr>
-        <w:t>FarmsConnect</w:t>
-      </w:r>
-      <w:proofErr w:type="spellEnd"/>
-      <w:r>
-        <w:rPr>
-          <w:rFonts w:ascii="Times New Roman" w:eastAsia="Times New Roman" w:hAnsi="Times New Roman" w:cs="Times New Roman"/>
-          <w:sz w:val="24"/>
-          <w:szCs w:val="24"/>
-          <w:lang w:eastAsia="fr-FR"/>
-        </w:rPr>
-        <w:t xml:space="preserve"> est la création d'une ferme modèle. Cette ferme sera un laboratoire d’expérimentation et de démonstration pour les meilleures pratiques d’élevage durable. Elle jouera un rôle clé dans la validation des innovations technologiques telles que le système IoT et servira également de centre de formation pour les éleveurs locaux. Ces derniers pourront y apprendre à adopter des techniques modernes d’élevage pour améliorer leur productivité.</w:t>
-      </w:r>
-    </w:p>
-    <w:p>
-      <w:pPr>
-        <w:spacing w:before="100" w:beforeAutospacing="1" w:after="100" w:afterAutospacing="1" w:line="240" w:lineRule="auto"/>
-        <w:rPr>
-          <w:rFonts w:ascii="Times New Roman" w:eastAsia="Times New Roman" w:hAnsi="Times New Roman" w:cs="Times New Roman"/>
-          <w:sz w:val="24"/>
-          <w:szCs w:val="24"/>
-          <w:lang w:eastAsia="fr-FR"/>
-        </w:rPr>
-      </w:pPr>
-      <w:r>
-        <w:rPr>
-          <w:rFonts w:ascii="Times New Roman" w:eastAsia="Times New Roman" w:hAnsi="Times New Roman" w:cs="Times New Roman"/>
-          <w:sz w:val="24"/>
-          <w:szCs w:val="24"/>
-          <w:lang w:eastAsia="fr-FR"/>
-        </w:rPr>
-        <w:t xml:space="preserve">La ferme modèle ne sera pas seulement un lieu d’apprentissage ; elle générera aussi des revenus. </w:t>
-      </w:r>
-      <w:proofErr w:type="spellStart"/>
-      <w:r>
-        <w:rPr>
-          <w:rFonts w:ascii="Times New Roman" w:eastAsia="Times New Roman" w:hAnsi="Times New Roman" w:cs="Times New Roman"/>
-          <w:b/>
-          <w:bCs/>
-          <w:sz w:val="24"/>
-          <w:szCs w:val="24"/>
-          <w:lang w:eastAsia="fr-FR"/>
-        </w:rPr>
-        <w:t>FarmsConnect</w:t>
-      </w:r>
-      <w:proofErr w:type="spellEnd"/>
       <w:r>
         <w:rPr>
           <w:rFonts w:ascii="Times New Roman" w:eastAsia="Times New Roman" w:hAnsi="Times New Roman" w:cs="Times New Roman"/>
@@ -647,7 +509,6 @@
         <w:lastRenderedPageBreak/>
         <w:t xml:space="preserve">L'innovation majeure de </w:t>
       </w:r>
-      <w:proofErr w:type="spellStart"/>
       <w:r>
         <w:rPr>
           <w:rFonts w:ascii="Times New Roman" w:eastAsia="Times New Roman" w:hAnsi="Times New Roman" w:cs="Times New Roman"/>
@@ -659,7 +520,6 @@
         </w:rPr>
         <w:t>FarmsConnect</w:t>
       </w:r>
-      <w:proofErr w:type="spellEnd"/>
       <w:r>
         <w:rPr>
           <w:rFonts w:ascii="Times New Roman" w:eastAsia="Times New Roman" w:hAnsi="Times New Roman" w:cs="Times New Roman"/>
@@ -781,7 +641,6 @@
         </w:rPr>
         <w:t xml:space="preserve">Ce système IoT est une véritable révolution pour l’élevage au Burkina Faso, où les pertes liées aux maladies et à une mauvaise gestion des ressources sont courantes. En permettant aux éleveurs d'agir plus rapidement et efficacement, </w:t>
       </w:r>
-      <w:proofErr w:type="spellStart"/>
       <w:r>
         <w:rPr>
           <w:rFonts w:ascii="Times New Roman" w:eastAsia="Times New Roman" w:hAnsi="Times New Roman" w:cs="Times New Roman"/>
@@ -793,7 +652,6 @@
         </w:rPr>
         <w:t>FarmsConnect</w:t>
       </w:r>
-      <w:proofErr w:type="spellEnd"/>
       <w:r>
         <w:rPr>
           <w:rFonts w:ascii="Times New Roman" w:eastAsia="Times New Roman" w:hAnsi="Times New Roman" w:cs="Times New Roman"/>
@@ -848,7 +706,6 @@
         </w:rPr>
         <w:t xml:space="preserve">La marketplace de </w:t>
       </w:r>
-      <w:proofErr w:type="spellStart"/>
       <w:r>
         <w:rPr>
           <w:rFonts w:ascii="Times New Roman" w:eastAsia="Times New Roman" w:hAnsi="Times New Roman" w:cs="Times New Roman"/>
@@ -860,7 +717,6 @@
         </w:rPr>
         <w:t>FarmsConnect</w:t>
       </w:r>
-      <w:proofErr w:type="spellEnd"/>
       <w:r>
         <w:rPr>
           <w:rFonts w:ascii="Times New Roman" w:eastAsia="Times New Roman" w:hAnsi="Times New Roman" w:cs="Times New Roman"/>
@@ -938,7 +794,6 @@
         </w:rPr>
         <w:t xml:space="preserve">Mais la marketplace ne servira pas uniquement les éleveurs individuels. </w:t>
       </w:r>
-      <w:proofErr w:type="spellStart"/>
       <w:r>
         <w:rPr>
           <w:rFonts w:ascii="Times New Roman" w:eastAsia="Times New Roman" w:hAnsi="Times New Roman" w:cs="Times New Roman"/>
@@ -950,7 +805,6 @@
         </w:rPr>
         <w:t>FarmsConnect</w:t>
       </w:r>
-      <w:proofErr w:type="spellEnd"/>
       <w:r>
         <w:rPr>
           <w:rFonts w:ascii="Times New Roman" w:eastAsia="Times New Roman" w:hAnsi="Times New Roman" w:cs="Times New Roman"/>
@@ -996,7 +850,6 @@
           <w:lang w:eastAsia="fr-FR"/>
         </w:rPr>
       </w:pPr>
-      <w:proofErr w:type="spellStart"/>
       <w:r>
         <w:rPr>
           <w:rFonts w:ascii="Times New Roman" w:eastAsia="Times New Roman" w:hAnsi="Times New Roman" w:cs="Times New Roman"/>
@@ -1008,7 +861,6 @@
         </w:rPr>
         <w:t>FarmsConnect</w:t>
       </w:r>
-      <w:proofErr w:type="spellEnd"/>
       <w:r>
         <w:rPr>
           <w:rFonts w:ascii="Times New Roman" w:eastAsia="Times New Roman" w:hAnsi="Times New Roman" w:cs="Times New Roman"/>
@@ -1133,33 +985,19 @@
           <w:szCs w:val="27"/>
           <w:lang w:eastAsia="fr-FR"/>
         </w:rPr>
-        <w:t xml:space="preserve">Utilité et Impact de </w:t>
-      </w:r>
-      <w:proofErr w:type="spellStart"/>
-      <w:r>
-        <w:rPr>
-          <w:rFonts w:ascii="Times New Roman" w:eastAsia="Times New Roman" w:hAnsi="Times New Roman" w:cs="Times New Roman"/>
-          <w:b/>
-          <w:bCs/>
-          <w:sz w:val="27"/>
-          <w:szCs w:val="27"/>
-          <w:lang w:eastAsia="fr-FR"/>
-        </w:rPr>
-        <w:t>FarmsConnect</w:t>
-      </w:r>
-      <w:proofErr w:type="spellEnd"/>
-    </w:p>
-    <w:p>
-      <w:pPr>
-        <w:spacing w:before="100" w:beforeAutospacing="1" w:after="100" w:afterAutospacing="1" w:line="240" w:lineRule="auto"/>
-        <w:rPr>
-          <w:rFonts w:ascii="Times New Roman" w:eastAsia="Times New Roman" w:hAnsi="Times New Roman" w:cs="Times New Roman"/>
-          <w:sz w:val="24"/>
-          <w:szCs w:val="24"/>
-          <w:lang w:eastAsia="fr-FR"/>
-        </w:rPr>
-      </w:pPr>
-      <w:proofErr w:type="spellStart"/>
+        <w:t>Utilité et Impact de FarmsConnect</w:t>
+      </w:r>
+    </w:p>
+    <w:p>
+      <w:pPr>
+        <w:spacing w:before="100" w:beforeAutospacing="1" w:after="100" w:afterAutospacing="1" w:line="240" w:lineRule="auto"/>
+        <w:rPr>
+          <w:rFonts w:ascii="Times New Roman" w:eastAsia="Times New Roman" w:hAnsi="Times New Roman" w:cs="Times New Roman"/>
+          <w:sz w:val="24"/>
+          <w:szCs w:val="24"/>
+          <w:lang w:eastAsia="fr-FR"/>
+        </w:rPr>
+      </w:pPr>
       <w:r>
         <w:rPr>
           <w:rFonts w:ascii="Times New Roman" w:eastAsia="Times New Roman" w:hAnsi="Times New Roman" w:cs="Times New Roman"/>
@@ -1172,7 +1010,6 @@
         <w:lastRenderedPageBreak/>
         <w:t>FarmsConnect</w:t>
       </w:r>
-      <w:proofErr w:type="spellEnd"/>
       <w:r>
         <w:rPr>
           <w:rFonts w:ascii="Times New Roman" w:eastAsia="Times New Roman" w:hAnsi="Times New Roman" w:cs="Times New Roman"/>
@@ -1287,7 +1124,6 @@
         </w:rPr>
         <w:t xml:space="preserve"> : En stimulant les échanges commerciaux au niveau régional, </w:t>
       </w:r>
-      <w:proofErr w:type="spellStart"/>
       <w:r>
         <w:rPr>
           <w:rFonts w:ascii="Times New Roman" w:eastAsia="Times New Roman" w:hAnsi="Times New Roman" w:cs="Times New Roman"/>
@@ -1299,7 +1135,6 @@
         </w:rPr>
         <w:t>FarmsConnect</w:t>
       </w:r>
-      <w:proofErr w:type="spellEnd"/>
       <w:r>
         <w:rPr>
           <w:rFonts w:ascii="Times New Roman" w:eastAsia="Times New Roman" w:hAnsi="Times New Roman" w:cs="Times New Roman"/>
@@ -1380,7 +1215,6 @@
           <w:lang w:eastAsia="fr-FR"/>
         </w:rPr>
       </w:pPr>
-      <w:proofErr w:type="spellStart"/>
       <w:r>
         <w:rPr>
           <w:rFonts w:ascii="Times New Roman" w:eastAsia="Times New Roman" w:hAnsi="Times New Roman" w:cs="Times New Roman"/>
@@ -1392,7 +1226,6 @@
         </w:rPr>
         <w:t>FarmsConnect</w:t>
       </w:r>
-      <w:proofErr w:type="spellEnd"/>
       <w:r>
         <w:rPr>
           <w:rFonts w:ascii="Times New Roman" w:eastAsia="Times New Roman" w:hAnsi="Times New Roman" w:cs="Times New Roman"/>
@@ -1437,7 +1270,6 @@
         </w:rPr>
         <w:t xml:space="preserve"> : En achetant, élevant et vendant ses propres animaux et produits dérivés, </w:t>
       </w:r>
-      <w:proofErr w:type="spellStart"/>
       <w:r>
         <w:rPr>
           <w:rFonts w:ascii="Times New Roman" w:eastAsia="Times New Roman" w:hAnsi="Times New Roman" w:cs="Times New Roman"/>
@@ -1449,7 +1281,6 @@
         </w:rPr>
         <w:t>FarmsConnect</w:t>
       </w:r>
-      <w:proofErr w:type="spellEnd"/>
       <w:r>
         <w:rPr>
           <w:rFonts w:ascii="Times New Roman" w:eastAsia="Times New Roman" w:hAnsi="Times New Roman" w:cs="Times New Roman"/>
@@ -1529,7 +1360,6 @@
         </w:rPr>
         <w:t xml:space="preserve"> : À chaque transaction effectuée via la plateforme, </w:t>
       </w:r>
-      <w:proofErr w:type="spellStart"/>
       <w:r>
         <w:rPr>
           <w:rFonts w:ascii="Times New Roman" w:eastAsia="Times New Roman" w:hAnsi="Times New Roman" w:cs="Times New Roman"/>
@@ -1541,7 +1371,6 @@
         </w:rPr>
         <w:t>FarmsConnect</w:t>
       </w:r>
-      <w:proofErr w:type="spellEnd"/>
       <w:r>
         <w:rPr>
           <w:rFonts w:ascii="Times New Roman" w:eastAsia="Times New Roman" w:hAnsi="Times New Roman" w:cs="Times New Roman"/>
@@ -1586,7 +1415,6 @@
         </w:rPr>
         <w:t xml:space="preserve"> : En collaborant avec des vétérinaires pour garantir des contrôles de santé, </w:t>
       </w:r>
-      <w:proofErr w:type="spellStart"/>
       <w:r>
         <w:rPr>
           <w:rFonts w:ascii="Times New Roman" w:eastAsia="Times New Roman" w:hAnsi="Times New Roman" w:cs="Times New Roman"/>
@@ -1598,7 +1426,6 @@
         </w:rPr>
         <w:t>FarmsConnect</w:t>
       </w:r>
-      <w:proofErr w:type="spellEnd"/>
       <w:r>
         <w:rPr>
           <w:rFonts w:ascii="Times New Roman" w:eastAsia="Times New Roman" w:hAnsi="Times New Roman" w:cs="Times New Roman"/>
@@ -1668,7 +1495,6 @@
         </w:rPr>
         <w:t xml:space="preserve"> : </w:t>
       </w:r>
-      <w:proofErr w:type="spellStart"/>
       <w:r>
         <w:rPr>
           <w:rFonts w:ascii="Times New Roman" w:eastAsia="Times New Roman" w:hAnsi="Times New Roman" w:cs="Times New Roman"/>
@@ -1680,7 +1506,6 @@
         </w:rPr>
         <w:t>FarmsConnect</w:t>
       </w:r>
-      <w:proofErr w:type="spellEnd"/>
       <w:r>
         <w:rPr>
           <w:rFonts w:ascii="Times New Roman" w:eastAsia="Times New Roman" w:hAnsi="Times New Roman" w:cs="Times New Roman"/>
@@ -1725,7 +1550,6 @@
         </w:rPr>
         <w:t xml:space="preserve"> : En plus de la ferme modèle, </w:t>
       </w:r>
-      <w:proofErr w:type="spellStart"/>
       <w:r>
         <w:rPr>
           <w:rFonts w:ascii="Times New Roman" w:eastAsia="Times New Roman" w:hAnsi="Times New Roman" w:cs="Times New Roman"/>
@@ -1737,7 +1561,6 @@
         </w:rPr>
         <w:t>FarmsConnect</w:t>
       </w:r>
-      <w:proofErr w:type="spellEnd"/>
       <w:r>
         <w:rPr>
           <w:rFonts w:ascii="Times New Roman" w:eastAsia="Times New Roman" w:hAnsi="Times New Roman" w:cs="Times New Roman"/>
@@ -1784,7 +1607,6 @@
           <w:lang w:eastAsia="fr-FR"/>
         </w:rPr>
       </w:pPr>
-      <w:proofErr w:type="spellStart"/>
       <w:r>
         <w:rPr>
           <w:rFonts w:ascii="Times New Roman" w:eastAsia="Times New Roman" w:hAnsi="Times New Roman" w:cs="Times New Roman"/>
@@ -1796,7 +1618,6 @@
         </w:rPr>
         <w:t>FarmsConnect</w:t>
       </w:r>
-      <w:proofErr w:type="spellEnd"/>
       <w:r>
         <w:rPr>
           <w:rFonts w:ascii="Times New Roman" w:eastAsia="Times New Roman" w:hAnsi="Times New Roman" w:cs="Times New Roman"/>
@@ -1806,7 +1627,6 @@
         </w:rPr>
         <w:t xml:space="preserve"> représente une révolution dans le secteur de l’élevage au Burkina Faso. En intégrant la technologie IoT, une ferme modèle et une marketplace transparente, ce projet allie tradition et innovation pour propulser l’élevage vers un avenir plus prospère et durable. Non seulement il génère des revenus pour les éleveurs, mais il dynamise aussi l’économie locale en créant un marché fluide et sécurisé. En investissant dans </w:t>
       </w:r>
-      <w:proofErr w:type="spellStart"/>
       <w:r>
         <w:rPr>
           <w:rFonts w:ascii="Times New Roman" w:eastAsia="Times New Roman" w:hAnsi="Times New Roman" w:cs="Times New Roman"/>
@@ -1818,7 +1638,6 @@
         </w:rPr>
         <w:t>FarmsConnect</w:t>
       </w:r>
-      <w:proofErr w:type="spellEnd"/>
       <w:r>
         <w:rPr>
           <w:rFonts w:ascii="Times New Roman" w:eastAsia="Times New Roman" w:hAnsi="Times New Roman" w:cs="Times New Roman"/>
